--- a/doc/重要事件/皇權與禮制的世紀衝突：大禮議事件與楊慎流放.docx
+++ b/doc/重要事件/皇權與禮制的世紀衝突：大禮議事件與楊慎流放.docx
@@ -720,8 +720,6 @@
       <w:r>
         <w:rPr>
           <w:rFonts w:ascii="標楷體" w:eastAsia="標楷體" w:hAnsi="標楷體" w:hint="eastAsia"/>
-          <w:b/>
-          <w:bCs/>
           <w:sz w:val="28"/>
           <w:szCs w:val="28"/>
         </w:rPr>
@@ -1014,7 +1012,6 @@
         <w:spacing w:line="440" w:lineRule="exact"/>
         <w:jc w:val="left"/>
         <w:rPr>
-          <w:rFonts w:hint="eastAsia"/>
           <w:bdr w:val="single" w:sz="4" w:space="0" w:color="auto"/>
         </w:rPr>
       </w:pPr>
